--- a/Отчет.docx
+++ b/Отчет.docx
@@ -1001,6 +1001,7 @@
       <w:pPr>
         <w:pStyle w:val="Normal"/>
         <w:bidi w:val="0"/>
+        <w:ind w:left="0" w:right="0" w:firstLine="360"/>
         <w:jc w:val="both"/>
         <w:rPr>
           <w:rFonts w:ascii="Liberation Serif" w:hAnsi="Liberation Serif"/>
@@ -1026,6 +1027,7 @@
       <w:pPr>
         <w:pStyle w:val="Normal"/>
         <w:bidi w:val="0"/>
+        <w:ind w:left="0" w:right="0" w:firstLine="360"/>
         <w:jc w:val="both"/>
         <w:rPr>
           <w:rFonts w:ascii="Liberation Serif" w:hAnsi="Liberation Serif"/>
@@ -1095,7 +1097,7 @@
         </w:rPr>
         <w:drawing>
           <wp:inline distT="0" distB="0" distL="0" distR="0">
-            <wp:extent cx="6332220" cy="3444875"/>
+            <wp:extent cx="6332220" cy="4090670"/>
             <wp:effectExtent l="0" t="0" r="0" b="0"/>
             <wp:docPr id="1" name="Image1" descr=""/>
             <wp:cNvGraphicFramePr>
@@ -1119,7 +1121,7 @@
                   <pic:spPr bwMode="auto">
                     <a:xfrm>
                       <a:off x="0" y="0"/>
-                      <a:ext cx="6332220" cy="3444875"/>
+                      <a:ext cx="6332220" cy="4090670"/>
                     </a:xfrm>
                     <a:prstGeom prst="rect">
                       <a:avLst/>
@@ -1160,6 +1162,7 @@
       <w:pPr>
         <w:pStyle w:val="Normal"/>
         <w:bidi w:val="0"/>
+        <w:ind w:left="0" w:right="0" w:firstLine="360"/>
         <w:jc w:val="both"/>
         <w:rPr/>
       </w:pPr>
@@ -1171,25 +1174,26 @@
           <w:sz w:val="28"/>
           <w:szCs w:val="28"/>
         </w:rPr>
-        <w:t>По результатам тестиования были полученны следующие результаты: 836334 запроса попыталось выполнить wrk; 13915,69 запросов/сек – средняя RPS по всем потокам выше установленного лимита, часть запросов была отклонена; Средняя задержка запроса составила 37,99 ms, что показывает, что сервис хорошо справился с нагрузкой; Latency Max составило 305,58 ms, что показывает достаточно редкие пики и быстрое обслуживание запросов; 762036 запроса было отклонено Rate Limiter.</w:t>
-      </w:r>
-    </w:p>
-    <w:p>
-      <w:pPr>
-        <w:pStyle w:val="Normal"/>
-        <w:bidi w:val="0"/>
-        <w:jc w:val="both"/>
-        <w:rPr>
-          <w:rFonts w:ascii="Liberation Serif" w:hAnsi="Liberation Serif"/>
-          <w:b w:val="false"/>
-          <w:b w:val="false"/>
-          <w:bCs w:val="false"/>
-          <w:sz w:val="28"/>
-          <w:szCs w:val="28"/>
-        </w:rPr>
-      </w:pPr>
-      <w:r>
+        <w:t>По результатам тестиования были полученны следующие результаты: 1213078 запроса попыталось выполнить wrk; 20184,63 запросов/сек – средняя RPS по всем потокам выше установленного лимита, часть запросов была отклонена; Средняя задержка запроса составила 26,21 ms, что показывает, что сервис хорошо справился с нагрузкой; Latency Max составило 283,37 ms, что показывает достаточно редкие пики и быстрое обслуживание запросов; Согласно данным пропускная способность сервиса составила 3,48 MB.</w:t>
+      </w:r>
+    </w:p>
+    <w:p>
+      <w:pPr>
+        <w:pStyle w:val="Normal"/>
+        <w:bidi w:val="0"/>
+        <w:ind w:left="0" w:right="0" w:firstLine="360"/>
+        <w:jc w:val="both"/>
         <w:rPr/>
+      </w:pPr>
+      <w:r>
+        <w:rPr>
+          <w:rFonts w:ascii="Liberation Serif" w:hAnsi="Liberation Serif"/>
+          <w:b w:val="false"/>
+          <w:bCs w:val="false"/>
+          <w:sz w:val="28"/>
+          <w:szCs w:val="28"/>
+        </w:rPr>
+        <w:t>Количество ответов, отличных от 2xx/3xx составило 1 135 568. Доля таких ответов: ≈ 93.6%. Анализ метрик Prometheus показал корректную работу механизма rate limiting и большинство отклонённых запросов были намеренно заблокированы механизмом ограничения скорости (rate limiting), а не вызваны ошибками приложения. Таким образом сервис не деградировал, отказ в обслуживании происходил контролируемо и система успешно защитила себя от перегрузки.</w:t>
       </w:r>
     </w:p>
     <w:p>
@@ -1207,6 +1211,268 @@
           <w:sz w:val="28"/>
           <w:szCs w:val="28"/>
         </w:rPr>
+        <w:drawing>
+          <wp:inline distT="0" distB="0" distL="0" distR="0">
+            <wp:extent cx="6332220" cy="2794635"/>
+            <wp:effectExtent l="0" t="0" r="0" b="0"/>
+            <wp:docPr id="2" name="Image2" descr=""/>
+            <wp:cNvGraphicFramePr>
+              <a:graphicFrameLocks xmlns:a="http://schemas.openxmlformats.org/drawingml/2006/main" noChangeAspect="1"/>
+            </wp:cNvGraphicFramePr>
+            <a:graphic xmlns:a="http://schemas.openxmlformats.org/drawingml/2006/main">
+              <a:graphicData uri="http://schemas.openxmlformats.org/drawingml/2006/picture">
+                <pic:pic xmlns:pic="http://schemas.openxmlformats.org/drawingml/2006/picture">
+                  <pic:nvPicPr>
+                    <pic:cNvPr id="2" name="Image2" descr=""/>
+                    <pic:cNvPicPr>
+                      <a:picLocks noChangeAspect="1" noChangeArrowheads="1"/>
+                    </pic:cNvPicPr>
+                  </pic:nvPicPr>
+                  <pic:blipFill>
+                    <a:blip r:embed="rId3"/>
+                    <a:stretch>
+                      <a:fillRect/>
+                    </a:stretch>
+                  </pic:blipFill>
+                  <pic:spPr bwMode="auto">
+                    <a:xfrm>
+                      <a:off x="0" y="0"/>
+                      <a:ext cx="6332220" cy="2794635"/>
+                    </a:xfrm>
+                    <a:prstGeom prst="rect">
+                      <a:avLst/>
+                    </a:prstGeom>
+                  </pic:spPr>
+                </pic:pic>
+              </a:graphicData>
+            </a:graphic>
+          </wp:inline>
+        </w:drawing>
+      </w:r>
+    </w:p>
+    <w:p>
+      <w:pPr>
+        <w:pStyle w:val="Normal"/>
+        <w:bidi w:val="0"/>
+        <w:jc w:val="both"/>
+        <w:rPr>
+          <w:rFonts w:ascii="Liberation Serif" w:hAnsi="Liberation Serif"/>
+          <w:b w:val="false"/>
+          <w:b w:val="false"/>
+          <w:bCs w:val="false"/>
+          <w:sz w:val="28"/>
+          <w:szCs w:val="28"/>
+        </w:rPr>
+      </w:pPr>
+      <w:r>
+        <w:rPr/>
+      </w:r>
+    </w:p>
+    <w:p>
+      <w:pPr>
+        <w:pStyle w:val="Normal"/>
+        <w:bidi w:val="0"/>
+        <w:jc w:val="both"/>
+        <w:rPr/>
+      </w:pPr>
+      <w:r>
+        <w:rPr>
+          <w:rFonts w:ascii="Liberation Serif" w:hAnsi="Liberation Serif"/>
+          <w:b w:val="false"/>
+          <w:bCs w:val="false"/>
+          <w:sz w:val="28"/>
+          <w:szCs w:val="28"/>
+        </w:rPr>
+        <w:drawing>
+          <wp:inline distT="0" distB="0" distL="0" distR="0">
+            <wp:extent cx="6332220" cy="2794635"/>
+            <wp:effectExtent l="0" t="0" r="0" b="0"/>
+            <wp:docPr id="3" name="Image3" descr=""/>
+            <wp:cNvGraphicFramePr>
+              <a:graphicFrameLocks xmlns:a="http://schemas.openxmlformats.org/drawingml/2006/main" noChangeAspect="1"/>
+            </wp:cNvGraphicFramePr>
+            <a:graphic xmlns:a="http://schemas.openxmlformats.org/drawingml/2006/main">
+              <a:graphicData uri="http://schemas.openxmlformats.org/drawingml/2006/picture">
+                <pic:pic xmlns:pic="http://schemas.openxmlformats.org/drawingml/2006/picture">
+                  <pic:nvPicPr>
+                    <pic:cNvPr id="3" name="Image3" descr=""/>
+                    <pic:cNvPicPr>
+                      <a:picLocks noChangeAspect="1" noChangeArrowheads="1"/>
+                    </pic:cNvPicPr>
+                  </pic:nvPicPr>
+                  <pic:blipFill>
+                    <a:blip r:embed="rId4"/>
+                    <a:stretch>
+                      <a:fillRect/>
+                    </a:stretch>
+                  </pic:blipFill>
+                  <pic:spPr bwMode="auto">
+                    <a:xfrm>
+                      <a:off x="0" y="0"/>
+                      <a:ext cx="6332220" cy="2794635"/>
+                    </a:xfrm>
+                    <a:prstGeom prst="rect">
+                      <a:avLst/>
+                    </a:prstGeom>
+                  </pic:spPr>
+                </pic:pic>
+              </a:graphicData>
+            </a:graphic>
+          </wp:inline>
+        </w:drawing>
+      </w:r>
+    </w:p>
+    <w:p>
+      <w:pPr>
+        <w:pStyle w:val="Normal"/>
+        <w:bidi w:val="0"/>
+        <w:jc w:val="both"/>
+        <w:rPr>
+          <w:rFonts w:ascii="Liberation Serif" w:hAnsi="Liberation Serif"/>
+          <w:b w:val="false"/>
+          <w:b w:val="false"/>
+          <w:bCs w:val="false"/>
+          <w:sz w:val="28"/>
+          <w:szCs w:val="28"/>
+        </w:rPr>
+      </w:pPr>
+      <w:r>
+        <w:rPr/>
+      </w:r>
+    </w:p>
+    <w:p>
+      <w:pPr>
+        <w:pStyle w:val="Normal"/>
+        <w:bidi w:val="0"/>
+        <w:ind w:left="0" w:right="0" w:firstLine="360"/>
+        <w:jc w:val="both"/>
+        <w:rPr/>
+      </w:pPr>
+      <w:r>
+        <w:rPr>
+          <w:rFonts w:ascii="Liberation Serif" w:hAnsi="Liberation Serif"/>
+          <w:b w:val="false"/>
+          <w:bCs w:val="false"/>
+          <w:sz w:val="28"/>
+          <w:szCs w:val="28"/>
+        </w:rPr>
+        <w:t>Полученные результаты демонстрируют, что разработанный микросервис способен обрабатывать более 20 000 запросов в секунду, сохраняет низкую среднюю задержку (~26 ms) при высокой конкуренции, корректно использует rate limiting для защиты от перегрузки, стабильно работает под длительной нагрузкой. Высокий процент non-2xx ответов в данном тесте является ожидаемым и допустимым, так как обусловлен преднамеренным ограничением входящего трафика.</w:t>
+      </w:r>
+    </w:p>
+    <w:p>
+      <w:pPr>
+        <w:pStyle w:val="Normal"/>
+        <w:bidi w:val="0"/>
+        <w:jc w:val="both"/>
+        <w:rPr>
+          <w:rFonts w:ascii="Liberation Serif" w:hAnsi="Liberation Serif"/>
+          <w:b w:val="false"/>
+          <w:b w:val="false"/>
+          <w:bCs w:val="false"/>
+          <w:sz w:val="28"/>
+          <w:szCs w:val="28"/>
+        </w:rPr>
+      </w:pPr>
+      <w:r>
+        <w:rPr/>
+      </w:r>
+    </w:p>
+    <w:p>
+      <w:pPr>
+        <w:pStyle w:val="Normal"/>
+        <w:bidi w:val="0"/>
+        <w:jc w:val="both"/>
+        <w:rPr>
+          <w:rFonts w:ascii="Liberation Serif" w:hAnsi="Liberation Serif"/>
+          <w:b w:val="false"/>
+          <w:b w:val="false"/>
+          <w:bCs w:val="false"/>
+          <w:sz w:val="28"/>
+          <w:szCs w:val="28"/>
+        </w:rPr>
+      </w:pPr>
+      <w:r>
+        <w:rPr/>
+      </w:r>
+    </w:p>
+    <w:p>
+      <w:pPr>
+        <w:pStyle w:val="Normal"/>
+        <w:bidi w:val="0"/>
+        <w:jc w:val="both"/>
+        <w:rPr>
+          <w:rFonts w:ascii="Liberation Serif" w:hAnsi="Liberation Serif"/>
+          <w:b w:val="false"/>
+          <w:b w:val="false"/>
+          <w:bCs w:val="false"/>
+          <w:sz w:val="28"/>
+          <w:szCs w:val="28"/>
+        </w:rPr>
+      </w:pPr>
+      <w:r>
+        <w:rPr/>
+      </w:r>
+    </w:p>
+    <w:p>
+      <w:pPr>
+        <w:pStyle w:val="Normal"/>
+        <w:bidi w:val="0"/>
+        <w:jc w:val="both"/>
+        <w:rPr>
+          <w:rFonts w:ascii="Liberation Serif" w:hAnsi="Liberation Serif"/>
+          <w:b w:val="false"/>
+          <w:b w:val="false"/>
+          <w:bCs w:val="false"/>
+          <w:sz w:val="28"/>
+          <w:szCs w:val="28"/>
+        </w:rPr>
+      </w:pPr>
+      <w:r>
+        <w:rPr/>
+      </w:r>
+    </w:p>
+    <w:p>
+      <w:pPr>
+        <w:pStyle w:val="Normal"/>
+        <w:bidi w:val="0"/>
+        <w:jc w:val="both"/>
+        <w:rPr>
+          <w:rFonts w:ascii="Liberation Serif" w:hAnsi="Liberation Serif"/>
+          <w:b w:val="false"/>
+          <w:b w:val="false"/>
+          <w:bCs w:val="false"/>
+          <w:sz w:val="28"/>
+          <w:szCs w:val="28"/>
+        </w:rPr>
+      </w:pPr>
+      <w:r>
+        <w:rPr/>
+      </w:r>
+    </w:p>
+    <w:p>
+      <w:pPr>
+        <w:pStyle w:val="Normal"/>
+        <w:tabs>
+          <w:tab w:val="clear" w:pos="709"/>
+          <w:tab w:val="left" w:pos="0" w:leader="none"/>
+        </w:tabs>
+        <w:bidi w:val="0"/>
+        <w:ind w:left="0" w:right="0" w:firstLine="360"/>
+        <w:jc w:val="both"/>
+        <w:rPr>
+          <w:b/>
+          <w:b/>
+          <w:bCs/>
+        </w:rPr>
+      </w:pPr>
+      <w:r>
+        <w:rPr>
+          <w:rFonts w:ascii="Liberation Serif" w:hAnsi="Liberation Serif"/>
+          <w:b/>
+          <w:bCs/>
+          <w:sz w:val="28"/>
+          <w:szCs w:val="28"/>
+        </w:rPr>
         <w:t>Выводы:</w:t>
       </w:r>
     </w:p>
@@ -1215,6 +1481,25 @@
         <w:pStyle w:val="Normal"/>
         <w:bidi w:val="0"/>
         <w:jc w:val="both"/>
+        <w:rPr>
+          <w:rFonts w:ascii="Liberation Serif" w:hAnsi="Liberation Serif"/>
+          <w:sz w:val="28"/>
+          <w:szCs w:val="28"/>
+        </w:rPr>
+      </w:pPr>
+      <w:r>
+        <w:rPr>
+          <w:b/>
+          <w:bCs/>
+        </w:rPr>
+      </w:r>
+    </w:p>
+    <w:p>
+      <w:pPr>
+        <w:pStyle w:val="Normal"/>
+        <w:bidi w:val="0"/>
+        <w:ind w:left="0" w:right="0" w:firstLine="360"/>
+        <w:jc w:val="both"/>
         <w:rPr/>
       </w:pPr>
       <w:r>
@@ -1225,79 +1510,1055 @@
           <w:sz w:val="28"/>
           <w:szCs w:val="28"/>
         </w:rPr>
-        <w:t>Rate Limiting сработал корректно: большинство запросов выше 1000 RPS отклоняются</w:t>
-      </w:r>
-    </w:p>
-    <w:p>
-      <w:pPr>
-        <w:pStyle w:val="Normal"/>
-        <w:bidi w:val="0"/>
-        <w:jc w:val="both"/>
+        <w:t>В результате проведённого нагрузочного тестирования было подтверждено, что сервис обладает высокой производительностью, устойчивостью к перегрузкам и корректной интеграцией с системой мониторинга Prometheus. Архитектурные решения, выбранные при реализации сервиса, обеспечивают эффективную обработку конкурентных запросов и контролируемое поведение системы в условиях экстремальной нагрузки.</w:t>
+      </w:r>
+    </w:p>
+    <w:p>
+      <w:pPr>
+        <w:pStyle w:val="Normal"/>
+        <w:bidi w:val="0"/>
+        <w:jc w:val="both"/>
+        <w:rPr>
+          <w:rFonts w:ascii="Liberation Serif" w:hAnsi="Liberation Serif"/>
+          <w:b w:val="false"/>
+          <w:b w:val="false"/>
+          <w:bCs w:val="false"/>
+          <w:sz w:val="28"/>
+          <w:szCs w:val="28"/>
+        </w:rPr>
+      </w:pPr>
+      <w:r>
         <w:rPr/>
-      </w:pPr>
-      <w:r>
-        <w:rPr>
-          <w:rFonts w:ascii="Liberation Serif" w:hAnsi="Liberation Serif"/>
-          <w:b w:val="false"/>
-          <w:bCs w:val="false"/>
-          <w:sz w:val="28"/>
-          <w:szCs w:val="28"/>
-        </w:rPr>
-        <w:t>Средняя Latency стабильна, пики редки получившийся сервис устойчив.</w:t>
-      </w:r>
-    </w:p>
-    <w:p>
-      <w:pPr>
-        <w:pStyle w:val="Normal"/>
-        <w:bidi w:val="0"/>
+      </w:r>
+    </w:p>
+    <w:p>
+      <w:pPr>
+        <w:pStyle w:val="Normal"/>
+        <w:bidi w:val="0"/>
+        <w:jc w:val="center"/>
+        <w:rPr>
+          <w:b/>
+          <w:b/>
+          <w:bCs/>
+        </w:rPr>
+      </w:pPr>
+      <w:r>
+        <w:rPr>
+          <w:rFonts w:ascii="Liberation Serif" w:hAnsi="Liberation Serif"/>
+          <w:b/>
+          <w:bCs/>
+          <w:sz w:val="28"/>
+          <w:szCs w:val="28"/>
+        </w:rPr>
+        <w:t>2. Описание интеграций</w:t>
+      </w:r>
+    </w:p>
+    <w:p>
+      <w:pPr>
+        <w:pStyle w:val="Normal"/>
+        <w:bidi w:val="0"/>
+        <w:jc w:val="center"/>
+        <w:rPr>
+          <w:rFonts w:ascii="Liberation Serif" w:hAnsi="Liberation Serif"/>
+          <w:sz w:val="28"/>
+          <w:szCs w:val="28"/>
+        </w:rPr>
+      </w:pPr>
+      <w:r>
+        <w:rPr>
+          <w:b/>
+          <w:bCs/>
+        </w:rPr>
+      </w:r>
+    </w:p>
+    <w:p>
+      <w:pPr>
+        <w:pStyle w:val="TextBody"/>
+        <w:bidi w:val="0"/>
+        <w:spacing w:lineRule="auto" w:line="276" w:before="0" w:after="140"/>
+        <w:ind w:left="0" w:right="0" w:firstLine="360"/>
         <w:jc w:val="both"/>
         <w:rPr/>
       </w:pPr>
       <w:r>
         <w:rPr>
-          <w:rFonts w:ascii="Liberation Serif" w:hAnsi="Liberation Serif"/>
-          <w:b w:val="false"/>
-          <w:bCs w:val="false"/>
-          <w:sz w:val="28"/>
-          <w:szCs w:val="28"/>
-        </w:rPr>
-        <w:t>Сервис успешно справился с высокой нагрузкой (~14k RPS) без падений.</w:t>
-      </w:r>
-    </w:p>
-    <w:p>
-      <w:pPr>
-        <w:pStyle w:val="Normal"/>
-        <w:bidi w:val="0"/>
+          <w:b w:val="false"/>
+          <w:bCs w:val="false"/>
+          <w:sz w:val="28"/>
+          <w:szCs w:val="28"/>
+        </w:rPr>
+        <w:t xml:space="preserve">Для мониторинга состояния сервиса был интегрирован </w:t>
+      </w:r>
+      <w:r>
+        <w:rPr>
+          <w:rStyle w:val="StrongEmphasis"/>
+          <w:b w:val="false"/>
+          <w:bCs w:val="false"/>
+          <w:sz w:val="28"/>
+          <w:szCs w:val="28"/>
+        </w:rPr>
+        <w:t>Prometheus</w:t>
+      </w:r>
+      <w:r>
+        <w:rPr>
+          <w:b w:val="false"/>
+          <w:bCs w:val="false"/>
+          <w:sz w:val="28"/>
+          <w:szCs w:val="28"/>
+        </w:rPr>
+        <w:t xml:space="preserve">. В приложении реализован отдельный эндпоинт </w:t>
+      </w:r>
+      <w:r>
+        <w:rPr>
+          <w:rStyle w:val="SourceText"/>
+          <w:b w:val="false"/>
+          <w:bCs w:val="false"/>
+          <w:sz w:val="28"/>
+          <w:szCs w:val="28"/>
+        </w:rPr>
+        <w:t>/metrics</w:t>
+      </w:r>
+      <w:r>
+        <w:rPr>
+          <w:b w:val="false"/>
+          <w:bCs w:val="false"/>
+          <w:sz w:val="28"/>
+          <w:szCs w:val="28"/>
+        </w:rPr>
+        <w:t>, предоставляющий метрики в формате, совместимом с Prometheus.</w:t>
+      </w:r>
+    </w:p>
+    <w:p>
+      <w:pPr>
+        <w:pStyle w:val="TextBody"/>
+        <w:bidi w:val="0"/>
+        <w:spacing w:lineRule="auto" w:line="276" w:before="0" w:after="140"/>
+        <w:ind w:left="0" w:right="0" w:firstLine="360"/>
         <w:jc w:val="both"/>
         <w:rPr/>
       </w:pPr>
       <w:r>
         <w:rPr>
-          <w:rFonts w:ascii="Liberation Serif" w:hAnsi="Liberation Serif"/>
-          <w:b w:val="false"/>
-          <w:bCs w:val="false"/>
-          <w:sz w:val="28"/>
-          <w:szCs w:val="28"/>
-        </w:rPr>
-        <w:t>Метрики Prometheus позволяют визуализировать нагрузку, ошибки и latency в реальном времени</w:t>
-      </w:r>
-    </w:p>
-    <w:p>
-      <w:pPr>
-        <w:pStyle w:val="Normal"/>
-        <w:bidi w:val="0"/>
-        <w:jc w:val="both"/>
+          <w:sz w:val="28"/>
+          <w:szCs w:val="28"/>
+        </w:rPr>
+        <w:t>Были реализованы пользовательские метрики:</w:t>
+      </w:r>
+    </w:p>
+    <w:p>
+      <w:pPr>
+        <w:pStyle w:val="TextBody"/>
+        <w:numPr>
+          <w:ilvl w:val="0"/>
+          <w:numId w:val="1"/>
+        </w:numPr>
+        <w:tabs>
+          <w:tab w:val="clear" w:pos="709"/>
+          <w:tab w:val="left" w:pos="709" w:leader="none"/>
+        </w:tabs>
+        <w:bidi w:val="0"/>
+        <w:ind w:left="709" w:hanging="283"/>
+        <w:jc w:val="left"/>
+        <w:rPr>
+          <w:sz w:val="28"/>
+          <w:szCs w:val="28"/>
+        </w:rPr>
+      </w:pPr>
+      <w:r>
+        <w:rPr>
+          <w:sz w:val="28"/>
+          <w:szCs w:val="28"/>
+        </w:rPr>
+        <w:t>общее количество HTTP-запросов;</w:t>
+      </w:r>
+    </w:p>
+    <w:p>
+      <w:pPr>
+        <w:pStyle w:val="TextBody"/>
+        <w:numPr>
+          <w:ilvl w:val="0"/>
+          <w:numId w:val="1"/>
+        </w:numPr>
+        <w:tabs>
+          <w:tab w:val="clear" w:pos="709"/>
+          <w:tab w:val="left" w:pos="709" w:leader="none"/>
+        </w:tabs>
+        <w:bidi w:val="0"/>
+        <w:ind w:left="709" w:hanging="283"/>
+        <w:jc w:val="left"/>
+        <w:rPr>
+          <w:sz w:val="28"/>
+          <w:szCs w:val="28"/>
+        </w:rPr>
+      </w:pPr>
+      <w:r>
+        <w:rPr>
+          <w:sz w:val="28"/>
+          <w:szCs w:val="28"/>
+        </w:rPr>
+        <w:t>количество ошибок;</w:t>
+      </w:r>
+    </w:p>
+    <w:p>
+      <w:pPr>
+        <w:pStyle w:val="TextBody"/>
+        <w:numPr>
+          <w:ilvl w:val="0"/>
+          <w:numId w:val="1"/>
+        </w:numPr>
+        <w:tabs>
+          <w:tab w:val="clear" w:pos="709"/>
+          <w:tab w:val="left" w:pos="709" w:leader="none"/>
+        </w:tabs>
+        <w:bidi w:val="0"/>
+        <w:ind w:left="709" w:hanging="283"/>
+        <w:jc w:val="left"/>
+        <w:rPr>
+          <w:sz w:val="28"/>
+          <w:szCs w:val="28"/>
+        </w:rPr>
+      </w:pPr>
+      <w:r>
+        <w:rPr>
+          <w:sz w:val="28"/>
+          <w:szCs w:val="28"/>
+        </w:rPr>
+        <w:t>распределение времени обработки запросов;</w:t>
+      </w:r>
+    </w:p>
+    <w:p>
+      <w:pPr>
+        <w:pStyle w:val="TextBody"/>
+        <w:numPr>
+          <w:ilvl w:val="0"/>
+          <w:numId w:val="1"/>
+        </w:numPr>
+        <w:tabs>
+          <w:tab w:val="clear" w:pos="709"/>
+          <w:tab w:val="left" w:pos="709" w:leader="none"/>
+        </w:tabs>
+        <w:bidi w:val="0"/>
+        <w:ind w:left="709" w:hanging="283"/>
+        <w:jc w:val="left"/>
+        <w:rPr>
+          <w:sz w:val="28"/>
+          <w:szCs w:val="28"/>
+        </w:rPr>
+      </w:pPr>
+      <w:r>
+        <w:rPr>
+          <w:sz w:val="28"/>
+          <w:szCs w:val="28"/>
+        </w:rPr>
+        <w:t>количество запросов, отклонённых механизмом rate limiting.</w:t>
+      </w:r>
+    </w:p>
+    <w:p>
+      <w:pPr>
+        <w:pStyle w:val="TextBody"/>
+        <w:bidi w:val="0"/>
+        <w:spacing w:lineRule="auto" w:line="276" w:before="0" w:after="140"/>
+        <w:ind w:left="0" w:right="0" w:firstLine="360"/>
+        <w:jc w:val="left"/>
+        <w:rPr>
+          <w:sz w:val="28"/>
+          <w:szCs w:val="28"/>
+        </w:rPr>
+      </w:pPr>
+      <w:r>
+        <w:rPr>
+          <w:sz w:val="28"/>
+          <w:szCs w:val="28"/>
+        </w:rPr>
+        <w:t>Метрики регистрируются централизованно при инициализации приложения и обновляются в middleware обработки HTTP-запросов. Это позволяет получать детальную информацию о поведении сервиса в реальном времени и использовать её для анализа и масштабирования.</w:t>
+      </w:r>
+    </w:p>
+    <w:p>
+      <w:pPr>
+        <w:pStyle w:val="TextBody"/>
+        <w:bidi w:val="0"/>
+        <w:spacing w:lineRule="auto" w:line="276" w:before="0" w:after="140"/>
+        <w:ind w:left="0" w:right="0" w:firstLine="360"/>
+        <w:jc w:val="left"/>
+        <w:rPr>
+          <w:sz w:val="28"/>
+          <w:szCs w:val="28"/>
+        </w:rPr>
+      </w:pPr>
+      <w:r>
+        <w:rPr>
+          <w:sz w:val="28"/>
+          <w:szCs w:val="28"/>
+        </w:rPr>
+        <w:t>Для хранения аудит-логов был использован объектный storage MinIO, совместимый с Amazon S3 API. Интеграция реализована через официальный Go SDK. При старте приложения выполняется:</w:t>
+      </w:r>
+    </w:p>
+    <w:p>
+      <w:pPr>
+        <w:pStyle w:val="TextBody"/>
+        <w:numPr>
+          <w:ilvl w:val="0"/>
+          <w:numId w:val="2"/>
+        </w:numPr>
+        <w:bidi w:val="0"/>
+        <w:jc w:val="left"/>
+        <w:rPr>
+          <w:sz w:val="28"/>
+          <w:szCs w:val="28"/>
+        </w:rPr>
+      </w:pPr>
+      <w:r>
+        <w:rPr>
+          <w:sz w:val="28"/>
+          <w:szCs w:val="28"/>
+        </w:rPr>
+        <w:t>попытка подключения к MinIO;</w:t>
+      </w:r>
+    </w:p>
+    <w:p>
+      <w:pPr>
+        <w:pStyle w:val="TextBody"/>
+        <w:numPr>
+          <w:ilvl w:val="0"/>
+          <w:numId w:val="2"/>
+        </w:numPr>
+        <w:bidi w:val="0"/>
+        <w:jc w:val="left"/>
+        <w:rPr>
+          <w:sz w:val="28"/>
+          <w:szCs w:val="28"/>
+        </w:rPr>
+      </w:pPr>
+      <w:r>
+        <w:rPr>
+          <w:sz w:val="28"/>
+          <w:szCs w:val="28"/>
+        </w:rPr>
+        <w:t>проверка существования bucket;</w:t>
+      </w:r>
+    </w:p>
+    <w:p>
+      <w:pPr>
+        <w:pStyle w:val="TextBody"/>
+        <w:numPr>
+          <w:ilvl w:val="0"/>
+          <w:numId w:val="2"/>
+        </w:numPr>
+        <w:bidi w:val="0"/>
+        <w:jc w:val="left"/>
+        <w:rPr>
+          <w:sz w:val="28"/>
+          <w:szCs w:val="28"/>
+        </w:rPr>
+      </w:pPr>
+      <w:r>
+        <w:rPr>
+          <w:sz w:val="28"/>
+          <w:szCs w:val="28"/>
+        </w:rPr>
+        <w:t>автоматическое создание bucket при его отсутствии.</w:t>
+      </w:r>
+    </w:p>
+    <w:p>
+      <w:pPr>
+        <w:pStyle w:val="TextBody"/>
+        <w:bidi w:val="0"/>
+        <w:spacing w:lineRule="auto" w:line="276" w:before="0" w:after="140"/>
+        <w:ind w:left="0" w:right="0" w:firstLine="360"/>
+        <w:jc w:val="left"/>
+        <w:rPr>
+          <w:sz w:val="28"/>
+          <w:szCs w:val="28"/>
+        </w:rPr>
+      </w:pPr>
+      <w:r>
+        <w:rPr>
+          <w:sz w:val="28"/>
+          <w:szCs w:val="28"/>
+        </w:rPr>
+        <w:t>Подключение реализовано с механизмом повторных попыток, что позволяет корректно запускать сервис в Docker Compose окружении, где порядок старта контейнеров не гарантирован.</w:t>
+      </w:r>
+    </w:p>
+    <w:p>
+      <w:pPr>
+        <w:pStyle w:val="TextBody"/>
+        <w:bidi w:val="0"/>
+        <w:spacing w:lineRule="auto" w:line="276" w:before="0" w:after="140"/>
+        <w:ind w:left="0" w:right="0" w:firstLine="360"/>
+        <w:jc w:val="left"/>
+        <w:rPr>
+          <w:sz w:val="28"/>
+          <w:szCs w:val="28"/>
+        </w:rPr>
+      </w:pPr>
+      <w:r>
+        <w:rPr>
+          <w:sz w:val="28"/>
+          <w:szCs w:val="28"/>
+        </w:rPr>
+        <w:t>Для записи событий аудита была реализована асинхронная система логирования:</w:t>
+      </w:r>
+    </w:p>
+    <w:p>
+      <w:pPr>
+        <w:pStyle w:val="TextBody"/>
+        <w:numPr>
+          <w:ilvl w:val="0"/>
+          <w:numId w:val="3"/>
+        </w:numPr>
+        <w:bidi w:val="0"/>
+        <w:spacing w:lineRule="auto" w:line="276" w:before="0" w:after="140"/>
+        <w:ind w:left="0" w:right="0" w:firstLine="360"/>
+        <w:jc w:val="left"/>
+        <w:rPr>
+          <w:sz w:val="28"/>
+          <w:szCs w:val="28"/>
+        </w:rPr>
+      </w:pPr>
+      <w:r>
+        <w:rPr>
+          <w:sz w:val="28"/>
+          <w:szCs w:val="28"/>
+        </w:rPr>
+        <w:t>события отправляются в буферизированный канал;</w:t>
+      </w:r>
+    </w:p>
+    <w:p>
+      <w:pPr>
+        <w:pStyle w:val="TextBody"/>
+        <w:numPr>
+          <w:ilvl w:val="0"/>
+          <w:numId w:val="3"/>
+        </w:numPr>
+        <w:bidi w:val="0"/>
+        <w:spacing w:lineRule="auto" w:line="276" w:before="0" w:after="140"/>
+        <w:ind w:left="0" w:right="0" w:firstLine="360"/>
+        <w:jc w:val="left"/>
+        <w:rPr>
+          <w:sz w:val="28"/>
+          <w:szCs w:val="28"/>
+        </w:rPr>
+      </w:pPr>
+      <w:r>
+        <w:rPr>
+          <w:sz w:val="28"/>
+          <w:szCs w:val="28"/>
+        </w:rPr>
+        <w:t>отдельная goroutine обрабатывает очередь событий;</w:t>
+      </w:r>
+    </w:p>
+    <w:p>
+      <w:pPr>
+        <w:pStyle w:val="TextBody"/>
+        <w:numPr>
+          <w:ilvl w:val="0"/>
+          <w:numId w:val="3"/>
+        </w:numPr>
+        <w:bidi w:val="0"/>
+        <w:spacing w:lineRule="auto" w:line="276" w:before="0" w:after="140"/>
+        <w:ind w:left="0" w:right="0" w:firstLine="360"/>
+        <w:jc w:val="left"/>
+        <w:rPr>
+          <w:sz w:val="28"/>
+          <w:szCs w:val="28"/>
+        </w:rPr>
+      </w:pPr>
+      <w:r>
+        <w:rPr>
+          <w:sz w:val="28"/>
+          <w:szCs w:val="28"/>
+        </w:rPr>
+        <w:t>логирование не блокирует обработку HTTP-запросов.</w:t>
+      </w:r>
+    </w:p>
+    <w:p>
+      <w:pPr>
+        <w:pStyle w:val="TextBody"/>
+        <w:bidi w:val="0"/>
+        <w:spacing w:lineRule="auto" w:line="276" w:before="0" w:after="140"/>
+        <w:ind w:left="0" w:right="0" w:firstLine="360"/>
+        <w:jc w:val="left"/>
+        <w:rPr>
+          <w:sz w:val="28"/>
+          <w:szCs w:val="28"/>
+        </w:rPr>
+      </w:pPr>
+      <w:r>
+        <w:rPr>
+          <w:sz w:val="28"/>
+          <w:szCs w:val="28"/>
+        </w:rPr>
+        <w:t>Такой подход позволяет:</w:t>
+      </w:r>
+    </w:p>
+    <w:p>
+      <w:pPr>
+        <w:pStyle w:val="TextBody"/>
+        <w:numPr>
+          <w:ilvl w:val="0"/>
+          <w:numId w:val="4"/>
+        </w:numPr>
+        <w:bidi w:val="0"/>
+        <w:spacing w:lineRule="auto" w:line="276" w:before="0" w:after="140"/>
+        <w:ind w:left="0" w:right="0" w:firstLine="360"/>
+        <w:jc w:val="left"/>
+        <w:rPr>
+          <w:sz w:val="28"/>
+          <w:szCs w:val="28"/>
+        </w:rPr>
+      </w:pPr>
+      <w:r>
+        <w:rPr>
+          <w:sz w:val="28"/>
+          <w:szCs w:val="28"/>
+        </w:rPr>
+        <w:t>минимизировать влияние аудита на latency;</w:t>
+      </w:r>
+    </w:p>
+    <w:p>
+      <w:pPr>
+        <w:pStyle w:val="TextBody"/>
+        <w:numPr>
+          <w:ilvl w:val="0"/>
+          <w:numId w:val="4"/>
+        </w:numPr>
+        <w:bidi w:val="0"/>
+        <w:spacing w:lineRule="auto" w:line="276" w:before="0" w:after="140"/>
+        <w:ind w:left="0" w:right="0" w:firstLine="360"/>
+        <w:jc w:val="left"/>
+        <w:rPr>
+          <w:sz w:val="28"/>
+          <w:szCs w:val="28"/>
+        </w:rPr>
+      </w:pPr>
+      <w:r>
+        <w:rPr>
+          <w:sz w:val="28"/>
+          <w:szCs w:val="28"/>
+        </w:rPr>
+        <w:t>избежать потери производительности под высокой нагрузкой;</w:t>
+      </w:r>
+    </w:p>
+    <w:p>
+      <w:pPr>
+        <w:pStyle w:val="TextBody"/>
+        <w:numPr>
+          <w:ilvl w:val="0"/>
+          <w:numId w:val="4"/>
+        </w:numPr>
+        <w:bidi w:val="0"/>
+        <w:spacing w:lineRule="auto" w:line="276" w:before="0" w:after="140"/>
+        <w:ind w:left="0" w:right="0" w:firstLine="360"/>
+        <w:jc w:val="left"/>
+        <w:rPr>
+          <w:sz w:val="28"/>
+          <w:szCs w:val="28"/>
+        </w:rPr>
+      </w:pPr>
+      <w:r>
+        <w:rPr>
+          <w:sz w:val="28"/>
+          <w:szCs w:val="28"/>
+        </w:rPr>
+        <w:t>обеспечить расширяемость (замена MinIO на другую систему хранения).</w:t>
+      </w:r>
+    </w:p>
+    <w:p>
+      <w:pPr>
+        <w:pStyle w:val="Normal"/>
+        <w:bidi w:val="0"/>
+        <w:ind w:left="0" w:right="0" w:firstLine="360"/>
+        <w:jc w:val="both"/>
+        <w:rPr>
+          <w:b w:val="false"/>
+          <w:b w:val="false"/>
+          <w:bCs w:val="false"/>
+          <w:sz w:val="28"/>
+          <w:szCs w:val="28"/>
+        </w:rPr>
+      </w:pPr>
+      <w:r>
+        <w:rPr>
+          <w:b w:val="false"/>
+          <w:bCs w:val="false"/>
+          <w:sz w:val="28"/>
+          <w:szCs w:val="28"/>
+        </w:rPr>
+        <w:t>В сервисе реализован механизм ограничения скорости запросов, предотвращающий перегрузку системы. При превышении лимитов запросы корректно отклоняются, а соответствующие события фиксируются в метриках Prometheus.</w:t>
+      </w:r>
+    </w:p>
+    <w:p>
+      <w:pPr>
+        <w:pStyle w:val="Normal"/>
+        <w:bidi w:val="0"/>
+        <w:jc w:val="both"/>
+        <w:rPr>
+          <w:b w:val="false"/>
+          <w:b w:val="false"/>
+          <w:bCs w:val="false"/>
+          <w:sz w:val="28"/>
+          <w:szCs w:val="28"/>
+        </w:rPr>
+      </w:pPr>
+      <w:r>
+        <w:rPr>
+          <w:b w:val="false"/>
+          <w:bCs w:val="false"/>
+          <w:sz w:val="28"/>
+          <w:szCs w:val="28"/>
+        </w:rPr>
+      </w:r>
+    </w:p>
+    <w:p>
+      <w:pPr>
+        <w:pStyle w:val="Normal"/>
+        <w:bidi w:val="0"/>
+        <w:ind w:left="0" w:right="0" w:firstLine="360"/>
+        <w:jc w:val="both"/>
+        <w:rPr>
+          <w:b w:val="false"/>
+          <w:b w:val="false"/>
+          <w:bCs w:val="false"/>
+          <w:sz w:val="28"/>
+          <w:szCs w:val="28"/>
+        </w:rPr>
+      </w:pPr>
+      <w:r>
+        <w:rPr>
+          <w:b w:val="false"/>
+          <w:bCs w:val="false"/>
+          <w:sz w:val="28"/>
+          <w:szCs w:val="28"/>
+        </w:rPr>
+        <w:t>Нагрузочное тестирование показало, что при экстремальной нагрузке сервис сохраняет работоспособность, а отказ происходит контролируемо, без деградации основных компонентов.</w:t>
+      </w:r>
+    </w:p>
+    <w:p>
+      <w:pPr>
+        <w:pStyle w:val="Normal"/>
+        <w:bidi w:val="0"/>
+        <w:jc w:val="both"/>
+        <w:rPr>
+          <w:rFonts w:ascii="Liberation Serif" w:hAnsi="Liberation Serif"/>
+          <w:b w:val="false"/>
+          <w:b w:val="false"/>
+          <w:bCs w:val="false"/>
+          <w:sz w:val="28"/>
+          <w:szCs w:val="28"/>
+        </w:rPr>
+      </w:pPr>
+      <w:r>
         <w:rPr/>
-      </w:pPr>
-      <w:r>
-        <w:rPr>
-          <w:rFonts w:ascii="Liberation Serif" w:hAnsi="Liberation Serif"/>
-          <w:b w:val="false"/>
-          <w:bCs w:val="false"/>
-          <w:sz w:val="28"/>
-          <w:szCs w:val="28"/>
-        </w:rPr>
-        <w:t>Audit Logger реализованный в горутине не блокировал обработку запросов.</w:t>
+      </w:r>
+    </w:p>
+    <w:p>
+      <w:pPr>
+        <w:pStyle w:val="Normal"/>
+        <w:bidi w:val="0"/>
+        <w:jc w:val="both"/>
+        <w:rPr>
+          <w:rFonts w:ascii="Liberation Serif" w:hAnsi="Liberation Serif"/>
+          <w:b w:val="false"/>
+          <w:b w:val="false"/>
+          <w:bCs w:val="false"/>
+          <w:sz w:val="28"/>
+          <w:szCs w:val="28"/>
+        </w:rPr>
+      </w:pPr>
+      <w:r>
+        <w:rPr/>
+      </w:r>
+    </w:p>
+    <w:p>
+      <w:pPr>
+        <w:pStyle w:val="Normal"/>
+        <w:bidi w:val="0"/>
+        <w:jc w:val="center"/>
+        <w:rPr>
+          <w:b/>
+          <w:b/>
+          <w:bCs/>
+        </w:rPr>
+      </w:pPr>
+      <w:r>
+        <w:rPr>
+          <w:rFonts w:ascii="Liberation Serif" w:hAnsi="Liberation Serif"/>
+          <w:b/>
+          <w:bCs/>
+          <w:sz w:val="28"/>
+          <w:szCs w:val="28"/>
+        </w:rPr>
+        <w:t>3. Сравнительный анализ с Java</w:t>
+      </w:r>
+    </w:p>
+    <w:p>
+      <w:pPr>
+        <w:pStyle w:val="Normal"/>
+        <w:bidi w:val="0"/>
+        <w:jc w:val="center"/>
+        <w:rPr>
+          <w:rFonts w:ascii="Liberation Serif" w:hAnsi="Liberation Serif"/>
+          <w:sz w:val="28"/>
+          <w:szCs w:val="28"/>
+        </w:rPr>
+      </w:pPr>
+      <w:r>
+        <w:rPr>
+          <w:b/>
+          <w:bCs/>
+        </w:rPr>
+      </w:r>
+    </w:p>
+    <w:p>
+      <w:pPr>
+        <w:pStyle w:val="Normal"/>
+        <w:bidi w:val="0"/>
+        <w:ind w:left="0" w:right="0" w:firstLine="360"/>
+        <w:jc w:val="both"/>
+        <w:rPr>
+          <w:b w:val="false"/>
+          <w:b w:val="false"/>
+          <w:bCs w:val="false"/>
+        </w:rPr>
+      </w:pPr>
+      <w:r>
+        <w:rPr>
+          <w:rFonts w:ascii="Liberation Serif" w:hAnsi="Liberation Serif"/>
+          <w:b w:val="false"/>
+          <w:bCs w:val="false"/>
+          <w:sz w:val="28"/>
+          <w:szCs w:val="28"/>
+        </w:rPr>
+        <w:t>Язык Go использует модель конкурентности, основанную на goroutine и каналах, которые реализуются на уровне рантайма и управляются собственным планировщиком. Создание goroutine требует значительно меньше ресурсов по сравнению с потоками операционной системы, используемыми в классической Java-модели.</w:t>
+      </w:r>
+    </w:p>
+    <w:p>
+      <w:pPr>
+        <w:pStyle w:val="Normal"/>
+        <w:bidi w:val="0"/>
+        <w:ind w:left="0" w:right="0" w:firstLine="360"/>
+        <w:jc w:val="both"/>
+        <w:rPr>
+          <w:b w:val="false"/>
+          <w:b w:val="false"/>
+          <w:bCs w:val="false"/>
+        </w:rPr>
+      </w:pPr>
+      <w:r>
+        <w:rPr>
+          <w:rFonts w:ascii="Liberation Serif" w:hAnsi="Liberation Serif"/>
+          <w:b w:val="false"/>
+          <w:bCs w:val="false"/>
+          <w:sz w:val="28"/>
+          <w:szCs w:val="28"/>
+        </w:rPr>
+        <w:t>В Java для достижения сопоставимой производительности при высокой конкуренции требуется либо, использование Thread Pool, что усложняет настройку и может приводить к исчерпанию ресурсов, либо применение реактивной модели (Spring WebFlux, Project Reactor), которая значительно повышает сложность кода и порог входа.</w:t>
+      </w:r>
+    </w:p>
+    <w:p>
+      <w:pPr>
+        <w:pStyle w:val="Normal"/>
+        <w:bidi w:val="0"/>
+        <w:ind w:left="0" w:right="0" w:firstLine="360"/>
+        <w:jc w:val="both"/>
+        <w:rPr>
+          <w:b w:val="false"/>
+          <w:b w:val="false"/>
+          <w:bCs w:val="false"/>
+        </w:rPr>
+      </w:pPr>
+      <w:r>
+        <w:rPr>
+          <w:rFonts w:ascii="Liberation Serif" w:hAnsi="Liberation Serif"/>
+          <w:b w:val="false"/>
+          <w:bCs w:val="false"/>
+          <w:sz w:val="28"/>
+          <w:szCs w:val="28"/>
+        </w:rPr>
+        <w:t>В ходе нагрузочного тестирования реализованный сервис на Go стабильно обрабатывал более 20 000 запросов в секунду, сохраняя низкую среднюю задержку. Аналогичное решение на Spring Boot при схожей конфигурации, как правило, требует грамотного подбора конфигураций JVM (heap size, GC, thread pools) и большего объёма памяти.</w:t>
+      </w:r>
+    </w:p>
+    <w:p>
+      <w:pPr>
+        <w:pStyle w:val="Normal"/>
+        <w:bidi w:val="0"/>
+        <w:ind w:left="0" w:right="0" w:firstLine="360"/>
+        <w:jc w:val="both"/>
+        <w:rPr>
+          <w:b w:val="false"/>
+          <w:b w:val="false"/>
+          <w:bCs w:val="false"/>
+        </w:rPr>
+      </w:pPr>
+      <w:r>
+        <w:rPr>
+          <w:rFonts w:ascii="Liberation Serif" w:hAnsi="Liberation Serif"/>
+          <w:b w:val="false"/>
+          <w:bCs w:val="false"/>
+          <w:sz w:val="28"/>
+          <w:szCs w:val="28"/>
+        </w:rPr>
+        <w:t>Go-приложение компилируется в статически связанный бинарный файл, который не требует наличия виртуальной машины или дополнительных зависимостей в runtime-окружении. Это позволяет уменьшить размер Docker-образа, сократить время запуска контейнера и снизить потребление оперативной памяти.</w:t>
+      </w:r>
+    </w:p>
+    <w:p>
+      <w:pPr>
+        <w:pStyle w:val="Normal"/>
+        <w:bidi w:val="0"/>
+        <w:ind w:left="0" w:right="0" w:firstLine="360"/>
+        <w:jc w:val="both"/>
+        <w:rPr>
+          <w:rFonts w:ascii="Liberation Serif" w:hAnsi="Liberation Serif"/>
+          <w:sz w:val="28"/>
+          <w:szCs w:val="28"/>
+        </w:rPr>
+      </w:pPr>
+      <w:r>
+        <w:rPr>
+          <w:b w:val="false"/>
+          <w:bCs w:val="false"/>
+        </w:rPr>
+      </w:r>
+    </w:p>
+    <w:p>
+      <w:pPr>
+        <w:pStyle w:val="Normal"/>
+        <w:bidi w:val="0"/>
+        <w:ind w:left="0" w:right="0" w:firstLine="360"/>
+        <w:jc w:val="both"/>
+        <w:rPr>
+          <w:b w:val="false"/>
+          <w:b w:val="false"/>
+          <w:bCs w:val="false"/>
+        </w:rPr>
+      </w:pPr>
+      <w:r>
+        <w:rPr>
+          <w:rFonts w:ascii="Liberation Serif" w:hAnsi="Liberation Serif"/>
+          <w:b w:val="false"/>
+          <w:bCs w:val="false"/>
+          <w:sz w:val="28"/>
+          <w:szCs w:val="28"/>
+        </w:rPr>
+        <w:t>Java-приложение, в свою очередь, требует наличия JVM, что значительно увеличивает время старта сервиса, базовое потребление памяти, сложность контейнеризации. Для микросервисной архитектуры, где важны быстрое масштабирование и минимальные накладные расходы, данный фактор является критически важным.</w:t>
+      </w:r>
+    </w:p>
+    <w:p>
+      <w:pPr>
+        <w:pStyle w:val="Normal"/>
+        <w:bidi w:val="0"/>
+        <w:ind w:left="0" w:right="0" w:firstLine="360"/>
+        <w:jc w:val="both"/>
+        <w:rPr>
+          <w:rFonts w:ascii="Liberation Serif" w:hAnsi="Liberation Serif"/>
+          <w:sz w:val="28"/>
+          <w:szCs w:val="28"/>
+        </w:rPr>
+      </w:pPr>
+      <w:r>
+        <w:rPr>
+          <w:b w:val="false"/>
+          <w:bCs w:val="false"/>
+        </w:rPr>
+      </w:r>
+    </w:p>
+    <w:p>
+      <w:pPr>
+        <w:pStyle w:val="Normal"/>
+        <w:bidi w:val="0"/>
+        <w:ind w:left="0" w:right="0" w:firstLine="360"/>
+        <w:jc w:val="both"/>
+        <w:rPr>
+          <w:b w:val="false"/>
+          <w:b w:val="false"/>
+          <w:bCs w:val="false"/>
+          <w:sz w:val="28"/>
+          <w:szCs w:val="28"/>
+        </w:rPr>
+      </w:pPr>
+      <w:r>
+        <w:rPr>
+          <w:b w:val="false"/>
+          <w:bCs w:val="false"/>
+          <w:sz w:val="28"/>
+          <w:szCs w:val="28"/>
+        </w:rPr>
+        <w:t>В Go используется минималистичный язык с небольшим количеством абстракций. Отсутствие сложных иерархий, reflection и аннотаций позволяет, проще анализировать поведение кода, быстрее выявлять ошибки, снижать когнитивную нагрузку при сопровождении.</w:t>
+      </w:r>
+    </w:p>
+    <w:p>
+      <w:pPr>
+        <w:pStyle w:val="Normal"/>
+        <w:bidi w:val="0"/>
+        <w:ind w:left="0" w:right="0" w:firstLine="360"/>
+        <w:jc w:val="both"/>
+        <w:rPr>
+          <w:b w:val="false"/>
+          <w:b w:val="false"/>
+          <w:bCs w:val="false"/>
+          <w:sz w:val="28"/>
+          <w:szCs w:val="28"/>
+        </w:rPr>
+      </w:pPr>
+      <w:r>
+        <w:rPr>
+          <w:b w:val="false"/>
+          <w:bCs w:val="false"/>
+          <w:sz w:val="28"/>
+          <w:szCs w:val="28"/>
+        </w:rPr>
+        <w:t>В Java-экосистеме значительная часть логики будет скрыта за аннотациями и конфигурацией, что затрудняет отладку и понимание жизненного цикла компонентов.</w:t>
+      </w:r>
+    </w:p>
+    <w:p>
+      <w:pPr>
+        <w:pStyle w:val="Normal"/>
+        <w:bidi w:val="0"/>
+        <w:ind w:left="0" w:right="0" w:firstLine="360"/>
+        <w:jc w:val="both"/>
+        <w:rPr>
+          <w:b w:val="false"/>
+          <w:b w:val="false"/>
+          <w:bCs w:val="false"/>
+          <w:sz w:val="28"/>
+          <w:szCs w:val="28"/>
+        </w:rPr>
+      </w:pPr>
+      <w:r>
+        <w:rPr>
+          <w:b w:val="false"/>
+          <w:bCs w:val="false"/>
+          <w:sz w:val="28"/>
+          <w:szCs w:val="28"/>
+        </w:rPr>
+        <w:t>Таким образом, для задачи построения высоконагруженного микросервиса с интенсивным сетевым взаимодействием язык Go показывает себя как более подходящее решение по следующим критериям, высокая производительность «из коробки», низкое потребление ресурсов, простота контейнеризации, предсказуемое поведение под нагрузкой.</w:t>
+      </w:r>
+    </w:p>
+    <w:p>
+      <w:pPr>
+        <w:pStyle w:val="Normal"/>
+        <w:bidi w:val="0"/>
+        <w:ind w:left="0" w:right="0" w:firstLine="360"/>
+        <w:jc w:val="both"/>
+        <w:rPr>
+          <w:b w:val="false"/>
+          <w:b w:val="false"/>
+          <w:bCs w:val="false"/>
+          <w:sz w:val="28"/>
+          <w:szCs w:val="28"/>
+        </w:rPr>
+      </w:pPr>
+      <w:r>
+        <w:rPr>
+          <w:b w:val="false"/>
+          <w:bCs w:val="false"/>
+          <w:sz w:val="28"/>
+          <w:szCs w:val="28"/>
+        </w:rPr>
+        <w:t>Java остаётся мощным инструментом для сложных корпоративных систем, однако для данного класса задач её использование приводит к избыточной сложности и накладным расходам.</w:t>
+      </w:r>
+    </w:p>
+    <w:p>
+      <w:pPr>
+        <w:pStyle w:val="Normal"/>
+        <w:bidi w:val="0"/>
+        <w:jc w:val="both"/>
+        <w:rPr>
+          <w:rFonts w:ascii="Liberation Serif" w:hAnsi="Liberation Serif"/>
+          <w:sz w:val="28"/>
+          <w:szCs w:val="28"/>
+        </w:rPr>
+      </w:pPr>
+      <w:r>
+        <w:rPr>
+          <w:b w:val="false"/>
+          <w:bCs w:val="false"/>
+        </w:rPr>
+      </w:r>
+    </w:p>
+    <w:p>
+      <w:pPr>
+        <w:pStyle w:val="Normal"/>
+        <w:bidi w:val="0"/>
+        <w:jc w:val="center"/>
+        <w:rPr>
+          <w:b/>
+          <w:b/>
+          <w:bCs/>
+        </w:rPr>
+      </w:pPr>
+      <w:r>
+        <w:rPr>
+          <w:rFonts w:ascii="Liberation Serif" w:hAnsi="Liberation Serif"/>
+          <w:b/>
+          <w:bCs/>
+          <w:sz w:val="28"/>
+          <w:szCs w:val="28"/>
+        </w:rPr>
+        <w:t>4. Сравнительный анализ с Rust</w:t>
+      </w:r>
+    </w:p>
+    <w:p>
+      <w:pPr>
+        <w:pStyle w:val="Normal"/>
+        <w:bidi w:val="0"/>
+        <w:jc w:val="center"/>
+        <w:rPr>
+          <w:rFonts w:ascii="Liberation Serif" w:hAnsi="Liberation Serif"/>
+          <w:sz w:val="28"/>
+          <w:szCs w:val="28"/>
+        </w:rPr>
+      </w:pPr>
+      <w:r>
+        <w:rPr>
+          <w:b/>
+          <w:bCs/>
+        </w:rPr>
+      </w:r>
+    </w:p>
+    <w:p>
+      <w:pPr>
+        <w:pStyle w:val="Normal"/>
+        <w:bidi w:val="0"/>
+        <w:jc w:val="both"/>
+        <w:rPr>
+          <w:b w:val="false"/>
+          <w:b w:val="false"/>
+          <w:bCs w:val="false"/>
+        </w:rPr>
+      </w:pPr>
+      <w:r>
+        <w:rPr>
+          <w:rFonts w:ascii="Liberation Serif" w:hAnsi="Liberation Serif"/>
+          <w:b w:val="false"/>
+          <w:bCs w:val="false"/>
+          <w:sz w:val="28"/>
+          <w:szCs w:val="28"/>
+        </w:rPr>
+        <w:t>Rust сможет обеспечить микросервису более высокую производительность за счет лучшего контроля памяти, Ownership model и отсутствия runtime overhead. В итоге это предоставит возможность написать более хороший микросервис для extreme-load систем. Однако при промышленной разработке Rust имеет ряд недостатков, более высокий порог входа и довольно низкое количество специалистов на рынке. Разработка на Rust будет более медленной, чем на Go, в связи с меньшим количеством, в сравнении с Go и Java, готовых решений особенно под CRUD/API и под интеграцию метрик.</w:t>
+      </w:r>
+    </w:p>
+    <w:p>
+      <w:pPr>
+        <w:pStyle w:val="Normal"/>
+        <w:bidi w:val="0"/>
+        <w:jc w:val="both"/>
+        <w:rPr>
+          <w:b w:val="false"/>
+          <w:b w:val="false"/>
+          <w:bCs w:val="false"/>
+          <w:sz w:val="28"/>
+          <w:szCs w:val="28"/>
+        </w:rPr>
+      </w:pPr>
+      <w:r>
+        <w:rPr>
+          <w:b w:val="false"/>
+          <w:bCs w:val="false"/>
+          <w:sz w:val="28"/>
+          <w:szCs w:val="28"/>
+        </w:rPr>
+        <w:t>Rust обеспечивает максимальную производительность и безопасность памяти, однако сложность разработки и высокая стоимость поддержки делают его менее подходящим для типовых микросервисных архитектур, чем его конкуренты в лице Java и Go.</w:t>
       </w:r>
     </w:p>
     <w:sectPr>
@@ -1310,6 +2571,693 @@
     </w:sectPr>
   </w:body>
 </w:document>
+</file>
+
+<file path=word/numbering.xml><?xml version="1.0" encoding="utf-8"?>
+<w:numbering xmlns:w="http://schemas.openxmlformats.org/wordprocessingml/2006/main" xmlns:o="urn:schemas-microsoft-com:office:office" xmlns:r="http://schemas.openxmlformats.org/officeDocument/2006/relationships" xmlns:v="urn:schemas-microsoft-com:vml" xmlns:mc="http://schemas.openxmlformats.org/markup-compatibility/2006" xmlns:w14="http://schemas.microsoft.com/office/word/2010/wordml" mc:Ignorable="w14">
+  <w:abstractNum w:abstractNumId="1">
+    <w:lvl w:ilvl="0">
+      <w:start w:val="1"/>
+      <w:numFmt w:val="bullet"/>
+      <w:lvlText w:val=""/>
+      <w:lvlJc w:val="left"/>
+      <w:pPr>
+        <w:tabs>
+          <w:tab w:val="num" w:pos="709"/>
+        </w:tabs>
+        <w:ind w:left="709" w:hanging="283"/>
+      </w:pPr>
+      <w:rPr>
+        <w:rFonts w:ascii="Symbol" w:hAnsi="Symbol" w:cs="Symbol" w:hint="default"/>
+      </w:rPr>
+    </w:lvl>
+    <w:lvl w:ilvl="1">
+      <w:start w:val="1"/>
+      <w:numFmt w:val="bullet"/>
+      <w:lvlText w:val=""/>
+      <w:lvlJc w:val="left"/>
+      <w:pPr>
+        <w:tabs>
+          <w:tab w:val="num" w:pos="1418"/>
+        </w:tabs>
+        <w:ind w:left="1418" w:hanging="283"/>
+      </w:pPr>
+      <w:rPr>
+        <w:rFonts w:ascii="Symbol" w:hAnsi="Symbol" w:cs="Symbol" w:hint="default"/>
+      </w:rPr>
+    </w:lvl>
+    <w:lvl w:ilvl="2">
+      <w:start w:val="1"/>
+      <w:numFmt w:val="bullet"/>
+      <w:lvlText w:val=""/>
+      <w:lvlJc w:val="left"/>
+      <w:pPr>
+        <w:tabs>
+          <w:tab w:val="num" w:pos="2127"/>
+        </w:tabs>
+        <w:ind w:left="2127" w:hanging="283"/>
+      </w:pPr>
+      <w:rPr>
+        <w:rFonts w:ascii="Symbol" w:hAnsi="Symbol" w:cs="Symbol" w:hint="default"/>
+      </w:rPr>
+    </w:lvl>
+    <w:lvl w:ilvl="3">
+      <w:start w:val="1"/>
+      <w:numFmt w:val="bullet"/>
+      <w:lvlText w:val=""/>
+      <w:lvlJc w:val="left"/>
+      <w:pPr>
+        <w:tabs>
+          <w:tab w:val="num" w:pos="2836"/>
+        </w:tabs>
+        <w:ind w:left="2836" w:hanging="283"/>
+      </w:pPr>
+      <w:rPr>
+        <w:rFonts w:ascii="Symbol" w:hAnsi="Symbol" w:cs="Symbol" w:hint="default"/>
+      </w:rPr>
+    </w:lvl>
+    <w:lvl w:ilvl="4">
+      <w:start w:val="1"/>
+      <w:numFmt w:val="bullet"/>
+      <w:lvlText w:val=""/>
+      <w:lvlJc w:val="left"/>
+      <w:pPr>
+        <w:tabs>
+          <w:tab w:val="num" w:pos="3545"/>
+        </w:tabs>
+        <w:ind w:left="3545" w:hanging="283"/>
+      </w:pPr>
+      <w:rPr>
+        <w:rFonts w:ascii="Symbol" w:hAnsi="Symbol" w:cs="Symbol" w:hint="default"/>
+      </w:rPr>
+    </w:lvl>
+    <w:lvl w:ilvl="5">
+      <w:start w:val="1"/>
+      <w:numFmt w:val="bullet"/>
+      <w:lvlText w:val=""/>
+      <w:lvlJc w:val="left"/>
+      <w:pPr>
+        <w:tabs>
+          <w:tab w:val="num" w:pos="4254"/>
+        </w:tabs>
+        <w:ind w:left="4254" w:hanging="283"/>
+      </w:pPr>
+      <w:rPr>
+        <w:rFonts w:ascii="Symbol" w:hAnsi="Symbol" w:cs="Symbol" w:hint="default"/>
+      </w:rPr>
+    </w:lvl>
+    <w:lvl w:ilvl="6">
+      <w:start w:val="1"/>
+      <w:numFmt w:val="bullet"/>
+      <w:lvlText w:val=""/>
+      <w:lvlJc w:val="left"/>
+      <w:pPr>
+        <w:tabs>
+          <w:tab w:val="num" w:pos="4963"/>
+        </w:tabs>
+        <w:ind w:left="4963" w:hanging="283"/>
+      </w:pPr>
+      <w:rPr>
+        <w:rFonts w:ascii="Symbol" w:hAnsi="Symbol" w:cs="Symbol" w:hint="default"/>
+      </w:rPr>
+    </w:lvl>
+    <w:lvl w:ilvl="7">
+      <w:start w:val="1"/>
+      <w:numFmt w:val="bullet"/>
+      <w:lvlText w:val=""/>
+      <w:lvlJc w:val="left"/>
+      <w:pPr>
+        <w:tabs>
+          <w:tab w:val="num" w:pos="5672"/>
+        </w:tabs>
+        <w:ind w:left="5672" w:hanging="283"/>
+      </w:pPr>
+      <w:rPr>
+        <w:rFonts w:ascii="Symbol" w:hAnsi="Symbol" w:cs="Symbol" w:hint="default"/>
+      </w:rPr>
+    </w:lvl>
+    <w:lvl w:ilvl="8">
+      <w:start w:val="1"/>
+      <w:numFmt w:val="bullet"/>
+      <w:lvlText w:val=""/>
+      <w:lvlJc w:val="left"/>
+      <w:pPr>
+        <w:tabs>
+          <w:tab w:val="num" w:pos="6381"/>
+        </w:tabs>
+        <w:ind w:left="6381" w:hanging="283"/>
+      </w:pPr>
+      <w:rPr>
+        <w:rFonts w:ascii="Symbol" w:hAnsi="Symbol" w:cs="Symbol" w:hint="default"/>
+      </w:rPr>
+    </w:lvl>
+  </w:abstractNum>
+  <w:abstractNum w:abstractNumId="2">
+    <w:lvl w:ilvl="0">
+      <w:start w:val="1"/>
+      <w:numFmt w:val="bullet"/>
+      <w:lvlText w:val=""/>
+      <w:lvlJc w:val="left"/>
+      <w:pPr>
+        <w:tabs>
+          <w:tab w:val="num" w:pos="720"/>
+        </w:tabs>
+        <w:ind w:left="720" w:hanging="360"/>
+      </w:pPr>
+      <w:rPr>
+        <w:rFonts w:ascii="Symbol" w:hAnsi="Symbol" w:cs="Symbol" w:hint="default"/>
+      </w:rPr>
+    </w:lvl>
+    <w:lvl w:ilvl="1">
+      <w:start w:val="1"/>
+      <w:numFmt w:val="bullet"/>
+      <w:lvlText w:val="◦"/>
+      <w:lvlJc w:val="left"/>
+      <w:pPr>
+        <w:tabs>
+          <w:tab w:val="num" w:pos="1080"/>
+        </w:tabs>
+        <w:ind w:left="1080" w:hanging="360"/>
+      </w:pPr>
+      <w:rPr>
+        <w:rFonts w:ascii="OpenSymbol" w:hAnsi="OpenSymbol" w:cs="OpenSymbol" w:hint="default"/>
+      </w:rPr>
+    </w:lvl>
+    <w:lvl w:ilvl="2">
+      <w:start w:val="1"/>
+      <w:numFmt w:val="bullet"/>
+      <w:lvlText w:val="▪"/>
+      <w:lvlJc w:val="left"/>
+      <w:pPr>
+        <w:tabs>
+          <w:tab w:val="num" w:pos="1440"/>
+        </w:tabs>
+        <w:ind w:left="1440" w:hanging="360"/>
+      </w:pPr>
+      <w:rPr>
+        <w:rFonts w:ascii="OpenSymbol" w:hAnsi="OpenSymbol" w:cs="OpenSymbol" w:hint="default"/>
+      </w:rPr>
+    </w:lvl>
+    <w:lvl w:ilvl="3">
+      <w:start w:val="1"/>
+      <w:numFmt w:val="bullet"/>
+      <w:lvlText w:val=""/>
+      <w:lvlJc w:val="left"/>
+      <w:pPr>
+        <w:tabs>
+          <w:tab w:val="num" w:pos="1800"/>
+        </w:tabs>
+        <w:ind w:left="1800" w:hanging="360"/>
+      </w:pPr>
+      <w:rPr>
+        <w:rFonts w:ascii="Symbol" w:hAnsi="Symbol" w:cs="Symbol" w:hint="default"/>
+      </w:rPr>
+    </w:lvl>
+    <w:lvl w:ilvl="4">
+      <w:start w:val="1"/>
+      <w:numFmt w:val="bullet"/>
+      <w:lvlText w:val="◦"/>
+      <w:lvlJc w:val="left"/>
+      <w:pPr>
+        <w:tabs>
+          <w:tab w:val="num" w:pos="2160"/>
+        </w:tabs>
+        <w:ind w:left="2160" w:hanging="360"/>
+      </w:pPr>
+      <w:rPr>
+        <w:rFonts w:ascii="OpenSymbol" w:hAnsi="OpenSymbol" w:cs="OpenSymbol" w:hint="default"/>
+      </w:rPr>
+    </w:lvl>
+    <w:lvl w:ilvl="5">
+      <w:start w:val="1"/>
+      <w:numFmt w:val="bullet"/>
+      <w:lvlText w:val="▪"/>
+      <w:lvlJc w:val="left"/>
+      <w:pPr>
+        <w:tabs>
+          <w:tab w:val="num" w:pos="2520"/>
+        </w:tabs>
+        <w:ind w:left="2520" w:hanging="360"/>
+      </w:pPr>
+      <w:rPr>
+        <w:rFonts w:ascii="OpenSymbol" w:hAnsi="OpenSymbol" w:cs="OpenSymbol" w:hint="default"/>
+      </w:rPr>
+    </w:lvl>
+    <w:lvl w:ilvl="6">
+      <w:start w:val="1"/>
+      <w:numFmt w:val="bullet"/>
+      <w:lvlText w:val=""/>
+      <w:lvlJc w:val="left"/>
+      <w:pPr>
+        <w:tabs>
+          <w:tab w:val="num" w:pos="2880"/>
+        </w:tabs>
+        <w:ind w:left="2880" w:hanging="360"/>
+      </w:pPr>
+      <w:rPr>
+        <w:rFonts w:ascii="Symbol" w:hAnsi="Symbol" w:cs="Symbol" w:hint="default"/>
+      </w:rPr>
+    </w:lvl>
+    <w:lvl w:ilvl="7">
+      <w:start w:val="1"/>
+      <w:numFmt w:val="bullet"/>
+      <w:lvlText w:val="◦"/>
+      <w:lvlJc w:val="left"/>
+      <w:pPr>
+        <w:tabs>
+          <w:tab w:val="num" w:pos="3240"/>
+        </w:tabs>
+        <w:ind w:left="3240" w:hanging="360"/>
+      </w:pPr>
+      <w:rPr>
+        <w:rFonts w:ascii="OpenSymbol" w:hAnsi="OpenSymbol" w:cs="OpenSymbol" w:hint="default"/>
+      </w:rPr>
+    </w:lvl>
+    <w:lvl w:ilvl="8">
+      <w:start w:val="1"/>
+      <w:numFmt w:val="bullet"/>
+      <w:lvlText w:val="▪"/>
+      <w:lvlJc w:val="left"/>
+      <w:pPr>
+        <w:tabs>
+          <w:tab w:val="num" w:pos="3600"/>
+        </w:tabs>
+        <w:ind w:left="3600" w:hanging="360"/>
+      </w:pPr>
+      <w:rPr>
+        <w:rFonts w:ascii="OpenSymbol" w:hAnsi="OpenSymbol" w:cs="OpenSymbol" w:hint="default"/>
+      </w:rPr>
+    </w:lvl>
+  </w:abstractNum>
+  <w:abstractNum w:abstractNumId="3">
+    <w:lvl w:ilvl="0">
+      <w:start w:val="1"/>
+      <w:numFmt w:val="bullet"/>
+      <w:lvlText w:val=""/>
+      <w:lvlJc w:val="left"/>
+      <w:pPr>
+        <w:tabs>
+          <w:tab w:val="num" w:pos="720"/>
+        </w:tabs>
+        <w:ind w:left="720" w:hanging="360"/>
+      </w:pPr>
+      <w:rPr>
+        <w:rFonts w:ascii="Symbol" w:hAnsi="Symbol" w:cs="Symbol" w:hint="default"/>
+      </w:rPr>
+    </w:lvl>
+    <w:lvl w:ilvl="1">
+      <w:start w:val="1"/>
+      <w:numFmt w:val="bullet"/>
+      <w:lvlText w:val="◦"/>
+      <w:lvlJc w:val="left"/>
+      <w:pPr>
+        <w:tabs>
+          <w:tab w:val="num" w:pos="1080"/>
+        </w:tabs>
+        <w:ind w:left="1080" w:hanging="360"/>
+      </w:pPr>
+      <w:rPr>
+        <w:rFonts w:ascii="OpenSymbol" w:hAnsi="OpenSymbol" w:cs="OpenSymbol" w:hint="default"/>
+      </w:rPr>
+    </w:lvl>
+    <w:lvl w:ilvl="2">
+      <w:start w:val="1"/>
+      <w:numFmt w:val="bullet"/>
+      <w:lvlText w:val="▪"/>
+      <w:lvlJc w:val="left"/>
+      <w:pPr>
+        <w:tabs>
+          <w:tab w:val="num" w:pos="1440"/>
+        </w:tabs>
+        <w:ind w:left="1440" w:hanging="360"/>
+      </w:pPr>
+      <w:rPr>
+        <w:rFonts w:ascii="OpenSymbol" w:hAnsi="OpenSymbol" w:cs="OpenSymbol" w:hint="default"/>
+      </w:rPr>
+    </w:lvl>
+    <w:lvl w:ilvl="3">
+      <w:start w:val="1"/>
+      <w:numFmt w:val="bullet"/>
+      <w:lvlText w:val=""/>
+      <w:lvlJc w:val="left"/>
+      <w:pPr>
+        <w:tabs>
+          <w:tab w:val="num" w:pos="1800"/>
+        </w:tabs>
+        <w:ind w:left="1800" w:hanging="360"/>
+      </w:pPr>
+      <w:rPr>
+        <w:rFonts w:ascii="Symbol" w:hAnsi="Symbol" w:cs="Symbol" w:hint="default"/>
+      </w:rPr>
+    </w:lvl>
+    <w:lvl w:ilvl="4">
+      <w:start w:val="1"/>
+      <w:numFmt w:val="bullet"/>
+      <w:lvlText w:val="◦"/>
+      <w:lvlJc w:val="left"/>
+      <w:pPr>
+        <w:tabs>
+          <w:tab w:val="num" w:pos="2160"/>
+        </w:tabs>
+        <w:ind w:left="2160" w:hanging="360"/>
+      </w:pPr>
+      <w:rPr>
+        <w:rFonts w:ascii="OpenSymbol" w:hAnsi="OpenSymbol" w:cs="OpenSymbol" w:hint="default"/>
+      </w:rPr>
+    </w:lvl>
+    <w:lvl w:ilvl="5">
+      <w:start w:val="1"/>
+      <w:numFmt w:val="bullet"/>
+      <w:lvlText w:val="▪"/>
+      <w:lvlJc w:val="left"/>
+      <w:pPr>
+        <w:tabs>
+          <w:tab w:val="num" w:pos="2520"/>
+        </w:tabs>
+        <w:ind w:left="2520" w:hanging="360"/>
+      </w:pPr>
+      <w:rPr>
+        <w:rFonts w:ascii="OpenSymbol" w:hAnsi="OpenSymbol" w:cs="OpenSymbol" w:hint="default"/>
+      </w:rPr>
+    </w:lvl>
+    <w:lvl w:ilvl="6">
+      <w:start w:val="1"/>
+      <w:numFmt w:val="bullet"/>
+      <w:lvlText w:val=""/>
+      <w:lvlJc w:val="left"/>
+      <w:pPr>
+        <w:tabs>
+          <w:tab w:val="num" w:pos="2880"/>
+        </w:tabs>
+        <w:ind w:left="2880" w:hanging="360"/>
+      </w:pPr>
+      <w:rPr>
+        <w:rFonts w:ascii="Symbol" w:hAnsi="Symbol" w:cs="Symbol" w:hint="default"/>
+      </w:rPr>
+    </w:lvl>
+    <w:lvl w:ilvl="7">
+      <w:start w:val="1"/>
+      <w:numFmt w:val="bullet"/>
+      <w:lvlText w:val="◦"/>
+      <w:lvlJc w:val="left"/>
+      <w:pPr>
+        <w:tabs>
+          <w:tab w:val="num" w:pos="3240"/>
+        </w:tabs>
+        <w:ind w:left="3240" w:hanging="360"/>
+      </w:pPr>
+      <w:rPr>
+        <w:rFonts w:ascii="OpenSymbol" w:hAnsi="OpenSymbol" w:cs="OpenSymbol" w:hint="default"/>
+      </w:rPr>
+    </w:lvl>
+    <w:lvl w:ilvl="8">
+      <w:start w:val="1"/>
+      <w:numFmt w:val="bullet"/>
+      <w:lvlText w:val="▪"/>
+      <w:lvlJc w:val="left"/>
+      <w:pPr>
+        <w:tabs>
+          <w:tab w:val="num" w:pos="3600"/>
+        </w:tabs>
+        <w:ind w:left="3600" w:hanging="360"/>
+      </w:pPr>
+      <w:rPr>
+        <w:rFonts w:ascii="OpenSymbol" w:hAnsi="OpenSymbol" w:cs="OpenSymbol" w:hint="default"/>
+      </w:rPr>
+    </w:lvl>
+  </w:abstractNum>
+  <w:abstractNum w:abstractNumId="4">
+    <w:lvl w:ilvl="0">
+      <w:start w:val="1"/>
+      <w:numFmt w:val="bullet"/>
+      <w:lvlText w:val=""/>
+      <w:lvlJc w:val="left"/>
+      <w:pPr>
+        <w:tabs>
+          <w:tab w:val="num" w:pos="720"/>
+        </w:tabs>
+        <w:ind w:left="720" w:hanging="360"/>
+      </w:pPr>
+      <w:rPr>
+        <w:rFonts w:ascii="Symbol" w:hAnsi="Symbol" w:cs="Symbol" w:hint="default"/>
+      </w:rPr>
+    </w:lvl>
+    <w:lvl w:ilvl="1">
+      <w:start w:val="1"/>
+      <w:numFmt w:val="bullet"/>
+      <w:lvlText w:val="◦"/>
+      <w:lvlJc w:val="left"/>
+      <w:pPr>
+        <w:tabs>
+          <w:tab w:val="num" w:pos="1080"/>
+        </w:tabs>
+        <w:ind w:left="1080" w:hanging="360"/>
+      </w:pPr>
+      <w:rPr>
+        <w:rFonts w:ascii="OpenSymbol" w:hAnsi="OpenSymbol" w:cs="OpenSymbol" w:hint="default"/>
+      </w:rPr>
+    </w:lvl>
+    <w:lvl w:ilvl="2">
+      <w:start w:val="1"/>
+      <w:numFmt w:val="bullet"/>
+      <w:lvlText w:val="▪"/>
+      <w:lvlJc w:val="left"/>
+      <w:pPr>
+        <w:tabs>
+          <w:tab w:val="num" w:pos="1440"/>
+        </w:tabs>
+        <w:ind w:left="1440" w:hanging="360"/>
+      </w:pPr>
+      <w:rPr>
+        <w:rFonts w:ascii="OpenSymbol" w:hAnsi="OpenSymbol" w:cs="OpenSymbol" w:hint="default"/>
+      </w:rPr>
+    </w:lvl>
+    <w:lvl w:ilvl="3">
+      <w:start w:val="1"/>
+      <w:numFmt w:val="bullet"/>
+      <w:lvlText w:val=""/>
+      <w:lvlJc w:val="left"/>
+      <w:pPr>
+        <w:tabs>
+          <w:tab w:val="num" w:pos="1800"/>
+        </w:tabs>
+        <w:ind w:left="1800" w:hanging="360"/>
+      </w:pPr>
+      <w:rPr>
+        <w:rFonts w:ascii="Symbol" w:hAnsi="Symbol" w:cs="Symbol" w:hint="default"/>
+      </w:rPr>
+    </w:lvl>
+    <w:lvl w:ilvl="4">
+      <w:start w:val="1"/>
+      <w:numFmt w:val="bullet"/>
+      <w:lvlText w:val="◦"/>
+      <w:lvlJc w:val="left"/>
+      <w:pPr>
+        <w:tabs>
+          <w:tab w:val="num" w:pos="2160"/>
+        </w:tabs>
+        <w:ind w:left="2160" w:hanging="360"/>
+      </w:pPr>
+      <w:rPr>
+        <w:rFonts w:ascii="OpenSymbol" w:hAnsi="OpenSymbol" w:cs="OpenSymbol" w:hint="default"/>
+      </w:rPr>
+    </w:lvl>
+    <w:lvl w:ilvl="5">
+      <w:start w:val="1"/>
+      <w:numFmt w:val="bullet"/>
+      <w:lvlText w:val="▪"/>
+      <w:lvlJc w:val="left"/>
+      <w:pPr>
+        <w:tabs>
+          <w:tab w:val="num" w:pos="2520"/>
+        </w:tabs>
+        <w:ind w:left="2520" w:hanging="360"/>
+      </w:pPr>
+      <w:rPr>
+        <w:rFonts w:ascii="OpenSymbol" w:hAnsi="OpenSymbol" w:cs="OpenSymbol" w:hint="default"/>
+      </w:rPr>
+    </w:lvl>
+    <w:lvl w:ilvl="6">
+      <w:start w:val="1"/>
+      <w:numFmt w:val="bullet"/>
+      <w:lvlText w:val=""/>
+      <w:lvlJc w:val="left"/>
+      <w:pPr>
+        <w:tabs>
+          <w:tab w:val="num" w:pos="2880"/>
+        </w:tabs>
+        <w:ind w:left="2880" w:hanging="360"/>
+      </w:pPr>
+      <w:rPr>
+        <w:rFonts w:ascii="Symbol" w:hAnsi="Symbol" w:cs="Symbol" w:hint="default"/>
+      </w:rPr>
+    </w:lvl>
+    <w:lvl w:ilvl="7">
+      <w:start w:val="1"/>
+      <w:numFmt w:val="bullet"/>
+      <w:lvlText w:val="◦"/>
+      <w:lvlJc w:val="left"/>
+      <w:pPr>
+        <w:tabs>
+          <w:tab w:val="num" w:pos="3240"/>
+        </w:tabs>
+        <w:ind w:left="3240" w:hanging="360"/>
+      </w:pPr>
+      <w:rPr>
+        <w:rFonts w:ascii="OpenSymbol" w:hAnsi="OpenSymbol" w:cs="OpenSymbol" w:hint="default"/>
+      </w:rPr>
+    </w:lvl>
+    <w:lvl w:ilvl="8">
+      <w:start w:val="1"/>
+      <w:numFmt w:val="bullet"/>
+      <w:lvlText w:val="▪"/>
+      <w:lvlJc w:val="left"/>
+      <w:pPr>
+        <w:tabs>
+          <w:tab w:val="num" w:pos="3600"/>
+        </w:tabs>
+        <w:ind w:left="3600" w:hanging="360"/>
+      </w:pPr>
+      <w:rPr>
+        <w:rFonts w:ascii="OpenSymbol" w:hAnsi="OpenSymbol" w:cs="OpenSymbol" w:hint="default"/>
+      </w:rPr>
+    </w:lvl>
+  </w:abstractNum>
+  <w:abstractNum w:abstractNumId="5">
+    <w:lvl w:ilvl="0">
+      <w:start w:val="1"/>
+      <w:numFmt w:val="none"/>
+      <w:suff w:val="nothing"/>
+      <w:lvlText w:val=""/>
+      <w:lvlJc w:val="left"/>
+      <w:pPr>
+        <w:tabs>
+          <w:tab w:val="num" w:pos="0"/>
+        </w:tabs>
+        <w:ind w:left="0" w:hanging="0"/>
+      </w:pPr>
+    </w:lvl>
+    <w:lvl w:ilvl="1">
+      <w:start w:val="1"/>
+      <w:numFmt w:val="none"/>
+      <w:suff w:val="nothing"/>
+      <w:lvlText w:val=""/>
+      <w:lvlJc w:val="left"/>
+      <w:pPr>
+        <w:tabs>
+          <w:tab w:val="num" w:pos="0"/>
+        </w:tabs>
+        <w:ind w:left="0" w:hanging="0"/>
+      </w:pPr>
+    </w:lvl>
+    <w:lvl w:ilvl="2">
+      <w:start w:val="1"/>
+      <w:numFmt w:val="none"/>
+      <w:suff w:val="nothing"/>
+      <w:lvlText w:val=""/>
+      <w:lvlJc w:val="left"/>
+      <w:pPr>
+        <w:tabs>
+          <w:tab w:val="num" w:pos="0"/>
+        </w:tabs>
+        <w:ind w:left="0" w:hanging="0"/>
+      </w:pPr>
+    </w:lvl>
+    <w:lvl w:ilvl="3">
+      <w:start w:val="1"/>
+      <w:numFmt w:val="none"/>
+      <w:suff w:val="nothing"/>
+      <w:lvlText w:val=""/>
+      <w:lvlJc w:val="left"/>
+      <w:pPr>
+        <w:tabs>
+          <w:tab w:val="num" w:pos="0"/>
+        </w:tabs>
+        <w:ind w:left="0" w:hanging="0"/>
+      </w:pPr>
+    </w:lvl>
+    <w:lvl w:ilvl="4">
+      <w:start w:val="1"/>
+      <w:numFmt w:val="none"/>
+      <w:suff w:val="nothing"/>
+      <w:lvlText w:val=""/>
+      <w:lvlJc w:val="left"/>
+      <w:pPr>
+        <w:tabs>
+          <w:tab w:val="num" w:pos="0"/>
+        </w:tabs>
+        <w:ind w:left="0" w:hanging="0"/>
+      </w:pPr>
+    </w:lvl>
+    <w:lvl w:ilvl="5">
+      <w:start w:val="1"/>
+      <w:numFmt w:val="none"/>
+      <w:suff w:val="nothing"/>
+      <w:lvlText w:val=""/>
+      <w:lvlJc w:val="left"/>
+      <w:pPr>
+        <w:tabs>
+          <w:tab w:val="num" w:pos="0"/>
+        </w:tabs>
+        <w:ind w:left="0" w:hanging="0"/>
+      </w:pPr>
+    </w:lvl>
+    <w:lvl w:ilvl="6">
+      <w:start w:val="1"/>
+      <w:numFmt w:val="none"/>
+      <w:suff w:val="nothing"/>
+      <w:lvlText w:val=""/>
+      <w:lvlJc w:val="left"/>
+      <w:pPr>
+        <w:tabs>
+          <w:tab w:val="num" w:pos="0"/>
+        </w:tabs>
+        <w:ind w:left="0" w:hanging="0"/>
+      </w:pPr>
+    </w:lvl>
+    <w:lvl w:ilvl="7">
+      <w:start w:val="1"/>
+      <w:numFmt w:val="none"/>
+      <w:suff w:val="nothing"/>
+      <w:lvlText w:val=""/>
+      <w:lvlJc w:val="left"/>
+      <w:pPr>
+        <w:tabs>
+          <w:tab w:val="num" w:pos="0"/>
+        </w:tabs>
+        <w:ind w:left="0" w:hanging="0"/>
+      </w:pPr>
+    </w:lvl>
+    <w:lvl w:ilvl="8">
+      <w:start w:val="1"/>
+      <w:numFmt w:val="none"/>
+      <w:suff w:val="nothing"/>
+      <w:lvlText w:val=""/>
+      <w:lvlJc w:val="left"/>
+      <w:pPr>
+        <w:tabs>
+          <w:tab w:val="num" w:pos="0"/>
+        </w:tabs>
+        <w:ind w:left="0" w:hanging="0"/>
+      </w:pPr>
+    </w:lvl>
+  </w:abstractNum>
+  <w:num w:numId="1">
+    <w:abstractNumId w:val="1"/>
+  </w:num>
+  <w:num w:numId="2">
+    <w:abstractNumId w:val="2"/>
+  </w:num>
+  <w:num w:numId="3">
+    <w:abstractNumId w:val="3"/>
+  </w:num>
+  <w:num w:numId="4">
+    <w:abstractNumId w:val="4"/>
+  </w:num>
+  <w:num w:numId="5">
+    <w:abstractNumId w:val="5"/>
+  </w:num>
+</w:numbering>
 </file>
 
 <file path=word/styles.xml><?xml version="1.0" encoding="utf-8"?>
@@ -1352,6 +3300,21 @@
     <w:qFormat/>
     <w:rPr>
       <w:rFonts w:ascii="OpenSymbol" w:hAnsi="OpenSymbol" w:eastAsia="OpenSymbol" w:cs="OpenSymbol"/>
+    </w:rPr>
+  </w:style>
+  <w:style w:type="character" w:styleId="StrongEmphasis">
+    <w:name w:val="Strong"/>
+    <w:qFormat/>
+    <w:rPr>
+      <w:b/>
+      <w:bCs/>
+    </w:rPr>
+  </w:style>
+  <w:style w:type="character" w:styleId="SourceText">
+    <w:name w:val="Source Text"/>
+    <w:qFormat/>
+    <w:rPr>
+      <w:rFonts w:ascii="Liberation Mono" w:hAnsi="Liberation Mono" w:eastAsia="Liberation Mono" w:cs="Liberation Mono"/>
     </w:rPr>
   </w:style>
   <w:style w:type="paragraph" w:styleId="Heading">
